--- a/global_invest/services/crop_provision/crop_provision_method.docx
+++ b/global_invest/services/crop_provision/crop_provision_method.docx
@@ -503,7 +503,7 @@
         </w:numPr>
       </w:pPr>
       <w:r>
-        <w:t xml:space="preserve">United Nations et al. (2021). System of Environmental-Economic Accounting— Ecosystem Accounting (SEEA EA). White cover publication, pre-edited text subject to official editing. Available at: https://seea.un.org/ecosystem-accounting.</w:t>
+        <w:t xml:space="preserve">United Nations et al. (2021). System of Environmental-Economic Accounting, Ecosystem Accounting (SEEA EA). White cover publication, pre-edited text subject to official editing. Available at: https://seea.un.org/ecosystem-accounting.</w:t>
       </w:r>
     </w:p>
     <w:bookmarkEnd w:id="14"/>
